--- a/docs/contest/forms/out/Beddy2.0_참가신청서.docx
+++ b/docs/contest/forms/out/Beddy2.0_참가신청서.docx
@@ -670,165 +670,6 @@
                 <w:szCs w:val="20"/>
               </w:rPr>
               <w:t xml:space="preserve">최유현</w:t>
-            </w:r>
-          </w:p>
-        </w:tc>
-        <w:tc>
-          <w:tcPr>
-            <w:tcW w:w="1734" w:type="dxa"/>
-            <w:tcBorders>
-              <w:top w:val="single" w:sz="2" w:space="0" w:color="000000"/>
-              <w:left w:val="single" w:sz="2" w:space="0" w:color="000000"/>
-              <w:bottom w:val="single" w:sz="2" w:space="0" w:color="000000"/>
-              <w:right w:val="single" w:sz="2" w:space="0" w:color="000000"/>
-            </w:tcBorders>
-          </w:tcPr>
-          <w:p>
-            <w:pPr>
-              <w:wordWrap/>
-              <w:spacing w:before="0" w:after="0" w:line="240" w:lineRule="auto"/>
-              <w:jc w:val="center"/>
-              <w:rPr>
-                <w:rFonts w:hint="eastAsia"/>
-                <w:sz w:val="20"/>
-                <w:szCs w:val="20"/>
-              </w:rPr>
-            </w:pPr>
-          </w:p>
-        </w:tc>
-        <w:tc>
-          <w:tcPr>
-            <w:tcW w:w="1734" w:type="dxa"/>
-            <w:tcBorders>
-              <w:top w:val="single" w:sz="2" w:space="0" w:color="000000"/>
-              <w:left w:val="single" w:sz="2" w:space="0" w:color="000000"/>
-              <w:bottom w:val="single" w:sz="2" w:space="0" w:color="000000"/>
-              <w:right w:val="single" w:sz="2" w:space="0" w:color="000000"/>
-            </w:tcBorders>
-          </w:tcPr>
-          <w:p>
-            <w:pPr>
-              <w:wordWrap/>
-              <w:spacing w:before="0" w:after="0" w:line="240" w:lineRule="auto"/>
-              <w:jc w:val="center"/>
-              <w:rPr>
-                <w:rFonts w:hint="eastAsia"/>
-                <w:sz w:val="20"/>
-                <w:szCs w:val="20"/>
-              </w:rPr>
-            </w:pPr>
-          </w:p>
-        </w:tc>
-        <w:tc>
-          <w:tcPr>
-            <w:tcW w:w="1734" w:type="dxa"/>
-            <w:tcBorders>
-              <w:top w:val="single" w:sz="2" w:space="0" w:color="000000"/>
-              <w:left w:val="single" w:sz="2" w:space="0" w:color="000000"/>
-              <w:bottom w:val="single" w:sz="2" w:space="0" w:color="000000"/>
-              <w:right w:val="single" w:sz="2" w:space="0" w:color="000000"/>
-            </w:tcBorders>
-          </w:tcPr>
-          <w:p>
-            <w:pPr>
-              <w:wordWrap/>
-              <w:spacing w:before="0" w:after="0" w:line="240" w:lineRule="auto"/>
-              <w:jc w:val="center"/>
-              <w:rPr>
-                <w:rFonts w:hint="eastAsia"/>
-                <w:sz w:val="20"/>
-                <w:szCs w:val="20"/>
-              </w:rPr>
-            </w:pPr>
-          </w:p>
-        </w:tc>
-        <w:tc>
-          <w:tcPr>
-            <w:tcW w:w="1737" w:type="dxa"/>
-            <w:tcBorders>
-              <w:top w:val="single" w:sz="2" w:space="0" w:color="000000"/>
-              <w:left w:val="single" w:sz="2" w:space="0" w:color="000000"/>
-              <w:bottom w:val="single" w:sz="2" w:space="0" w:color="000000"/>
-              <w:right w:val="single" w:sz="2" w:space="0" w:color="000000"/>
-            </w:tcBorders>
-          </w:tcPr>
-          <w:p>
-            <w:pPr>
-              <w:wordWrap/>
-              <w:spacing w:before="0" w:after="0" w:line="240" w:lineRule="auto"/>
-              <w:jc w:val="center"/>
-              <w:rPr>
-                <w:rFonts w:hint="eastAsia"/>
-                <w:sz w:val="20"/>
-                <w:szCs w:val="20"/>
-              </w:rPr>
-            </w:pPr>
-          </w:p>
-        </w:tc>
-      </w:tr>
-      <w:tr>
-        <w:trPr>
-          <w:trHeight w:val="122"/>
-        </w:trPr>
-        <w:tc>
-          <w:tcPr>
-            <w:tcW w:w="1576" w:type="dxa"/>
-            <w:gridSpan w:val="2"/>
-            <w:vMerge/>
-            <w:tcBorders>
-              <w:left w:val="single" w:sz="2" w:space="0" w:color="000000"/>
-              <w:right w:val="single" w:sz="2" w:space="0" w:color="000000"/>
-            </w:tcBorders>
-            <w:shd w:val="clear" w:color="auto" w:fill="E6EEF7"/>
-            <w:tcMar>
-              <w:top w:w="113" w:type="dxa"/>
-              <w:left w:w="102" w:type="dxa"/>
-              <w:bottom w:w="113" w:type="dxa"/>
-              <w:right w:w="102" w:type="dxa"/>
-            </w:tcMar>
-          </w:tcPr>
-          <w:p>
-            <w:pPr>
-              <w:wordWrap/>
-              <w:spacing w:after="0" w:line="14" w:lineRule="atLeast"/>
-              <w:jc w:val="center"/>
-            </w:pPr>
-          </w:p>
-        </w:tc>
-        <w:tc>
-          <w:tcPr>
-            <w:tcW w:w="1733" w:type="dxa"/>
-            <w:tcBorders>
-              <w:top w:val="single" w:sz="2" w:space="0" w:color="000000"/>
-              <w:left w:val="single" w:sz="2" w:space="0" w:color="000000"/>
-              <w:bottom w:val="single" w:sz="2" w:space="0" w:color="000000"/>
-              <w:right w:val="single" w:sz="2" w:space="0" w:color="000000"/>
-            </w:tcBorders>
-            <w:tcMar>
-              <w:top w:w="113" w:type="dxa"/>
-              <w:left w:w="102" w:type="dxa"/>
-              <w:bottom w:w="113" w:type="dxa"/>
-              <w:right w:w="102" w:type="dxa"/>
-            </w:tcMar>
-          </w:tcPr>
-          <w:p>
-            <w:pPr>
-              <w:wordWrap/>
-              <w:spacing w:before="0" w:after="0" w:line="240" w:lineRule="auto"/>
-              <w:jc w:val="center"/>
-              <w:rPr>
-                <w:rFonts w:hint="eastAsia"/>
-                <w:sz w:val="20"/>
-                <w:szCs w:val="20"/>
-              </w:rPr>
-            </w:pPr>
-            <w:r>
-              <w:rPr>
-                <w:rFonts w:hint="eastAsia"/>
-                <w:sz w:val="20"/>
-                <w:szCs w:val="20"/>
-              </w:rPr>
-              <w:t xml:space="preserve">최태웅</w:t>
             </w:r>
           </w:p>
         </w:tc>

--- a/docs/contest/forms/out/Beddy2.0_참가신청서.docx
+++ b/docs/contest/forms/out/Beddy2.0_참가신청서.docx
@@ -374,7 +374,7 @@
                 <w:sz w:val="20"/>
                 <w:szCs w:val="20"/>
               </w:rPr>
-              <w:t xml:space="preserve">연세대학교 미래캠퍼스 소프트웨어학부</w:t>
+              <w:t xml:space="preserve">연세대학교 소프트웨어학부</w:t>
             </w:r>
           </w:p>
         </w:tc>

--- a/docs/contest/forms/out/Beddy2.0_참가신청서.docx
+++ b/docs/contest/forms/out/Beddy2.0_참가신청서.docx
@@ -118,7 +118,7 @@
                 <w:b/>
                 <w:bCs/>
               </w:rPr>
-              <w:t>제안자</w:t>
+              <w:t>개발자</w:t>
             </w:r>
           </w:p>
           <w:p>
